--- a/courses/spring26dit636/Documents/Spring26-PracticeExam-NoSolutions.docx
+++ b/courses/spring26dit636/Documents/Spring26-PracticeExam-NoSolutions.docx
@@ -168,7 +168,7 @@
         <w:rPr>
           <w:rtl w:val="0"/>
         </w:rPr>
-        <w:t xml:space="preserve">MC/DC Coverage</w:t>
+        <w:t xml:space="preserve">Path Coverage</w:t>
       </w:r>
     </w:p>
     <w:p>
